--- a/doc/高速解调器设计文档.docx
+++ b/doc/高速解调器设计文档.docx
@@ -2845,8 +2845,19 @@
         <w:t>结束</w:t>
       </w:r>
     </w:p>
-    <w:p/>
-    <w:p>
+    <w:p>
+      <w:pPr>
+        <w:rPr>
+          <w:rFonts w:hint="eastAsia"/>
+        </w:rPr>
+      </w:pPr>
+    </w:p>
+    <w:p>
+      <w:pPr>
+        <w:rPr>
+          <w:rFonts w:hint="eastAsia"/>
+        </w:rPr>
+      </w:pPr>
       <w:r>
         <w:rPr>
           <w:rFonts w:hint="eastAsia"/>
@@ -2855,12 +2866,10 @@
       </w:r>
     </w:p>
     <w:p>
-      <w:pPr>
-        <w:rPr>
-          <w:rFonts w:hint="eastAsia"/>
-        </w:rPr>
-      </w:pPr>
-      <w:r>
+      <w:r>
+        <w:rPr>
+          <w:noProof/>
+        </w:rPr>
         <w:drawing>
           <wp:inline distT="0" distB="0" distL="0" distR="0" wp14:anchorId="6E216AB1" wp14:editId="0D0F7B75">
             <wp:extent cx="5274310" cy="501015"/>
@@ -2899,6 +2908,128 @@
       </w:r>
     </w:p>
     <w:p>
+      <w:r>
+        <w:t>数据快跑，环路慢调</w:t>
+      </w:r>
+    </w:p>
+    <w:p>
+      <w:pPr>
+        <w:rPr>
+          <w:rFonts w:hint="eastAsia"/>
+        </w:rPr>
+      </w:pPr>
+      <w:r>
+        <w:drawing>
+          <wp:inline distT="0" distB="0" distL="0" distR="0" wp14:anchorId="086EA230" wp14:editId="51A025DB">
+            <wp:extent cx="5274310" cy="3626485"/>
+            <wp:effectExtent l="0" t="0" r="2540" b="0"/>
+            <wp:docPr id="197342625" name="图片 1"/>
+            <wp:cNvGraphicFramePr>
+              <a:graphicFrameLocks xmlns:a="http://schemas.openxmlformats.org/drawingml/2006/main" noChangeAspect="1"/>
+            </wp:cNvGraphicFramePr>
+            <a:graphic xmlns:a="http://schemas.openxmlformats.org/drawingml/2006/main">
+              <a:graphicData uri="http://schemas.openxmlformats.org/drawingml/2006/picture">
+                <pic:pic xmlns:pic="http://schemas.openxmlformats.org/drawingml/2006/picture">
+                  <pic:nvPicPr>
+                    <pic:cNvPr id="197342625" name=""/>
+                    <pic:cNvPicPr/>
+                  </pic:nvPicPr>
+                  <pic:blipFill>
+                    <a:blip r:embed="rId11"/>
+                    <a:stretch>
+                      <a:fillRect/>
+                    </a:stretch>
+                  </pic:blipFill>
+                  <pic:spPr>
+                    <a:xfrm>
+                      <a:off x="0" y="0"/>
+                      <a:ext cx="5274310" cy="3626485"/>
+                    </a:xfrm>
+                    <a:prstGeom prst="rect">
+                      <a:avLst/>
+                    </a:prstGeom>
+                  </pic:spPr>
+                </pic:pic>
+              </a:graphicData>
+            </a:graphic>
+          </wp:inline>
+        </w:drawing>
+      </w:r>
+    </w:p>
+    <w:p>
+      <w:r>
+        <w:rPr>
+          <w:rFonts w:hint="eastAsia"/>
+        </w:rPr>
+        <w:t>输入是过采样率，sample strobe</w:t>
+      </w:r>
+    </w:p>
+    <w:p>
+      <w:r>
+        <w:rPr>
+          <w:rFonts w:hint="eastAsia"/>
+        </w:rPr>
+        <w:t>输出是符号速率，symbol strobe</w:t>
+      </w:r>
+    </w:p>
+    <w:p>
+      <w:r>
+        <w:rPr>
+          <w:rFonts w:hint="eastAsia"/>
+        </w:rPr>
+        <w:t>插值和计算TED都是工作在sample strobe 下的</w:t>
+      </w:r>
+    </w:p>
+    <w:p>
+      <w:r>
+        <w:rPr>
+          <w:rFonts w:hint="eastAsia"/>
+        </w:rPr>
+        <w:t>误差e更新的条件是underflow出现，underflow实际上就是symbol strobe</w:t>
+      </w:r>
+    </w:p>
+    <w:p>
+      <w:r>
+        <w:rPr>
+          <w:rFonts w:hint="eastAsia"/>
+        </w:rPr>
+        <w:t>一旦e更新了，vp和vi都更新了，就得到一个v，否则</w:t>
+      </w:r>
+      <w:r>
+        <w:rPr>
+          <w:rFonts w:hint="eastAsia"/>
+        </w:rPr>
+        <w:t>e就为0，此时vp=0，v=vi，一直保持。</w:t>
+      </w:r>
+      <w:r>
+        <w:rPr>
+          <w:rFonts w:hint="eastAsia"/>
+        </w:rPr>
+        <w:t>这个修正因子就保持不变。</w:t>
+      </w:r>
+    </w:p>
+    <w:p>
+      <w:pPr>
+        <w:rPr>
+          <w:rFonts w:hint="eastAsia"/>
+        </w:rPr>
+      </w:pPr>
+      <w:r>
+        <w:rPr>
+          <w:rFonts w:hint="eastAsia"/>
+        </w:rPr>
+        <w:lastRenderedPageBreak/>
+        <w:t>最关键的两个变量mu和e没有必要以symbol strobe更新，可以更新的再慢一点。</w:t>
+      </w:r>
+    </w:p>
+    <w:p>
+      <w:pPr>
+        <w:rPr>
+          <w:rFonts w:hint="eastAsia"/>
+        </w:rPr>
+      </w:pPr>
+    </w:p>
+    <w:p>
       <w:pPr>
         <w:pStyle w:val="1"/>
         <w:rPr>
@@ -2937,7 +3068,6 @@
           <w:rFonts w:hint="eastAsia"/>
           <w:noProof/>
         </w:rPr>
-        <w:lastRenderedPageBreak/>
         <w:drawing>
           <wp:inline distT="0" distB="0" distL="0" distR="0" wp14:anchorId="7F474ABA" wp14:editId="70F19391">
             <wp:extent cx="4413991" cy="3310759"/>
@@ -2954,7 +3084,7 @@
                     <pic:cNvPicPr/>
                   </pic:nvPicPr>
                   <pic:blipFill>
-                    <a:blip r:embed="rId11">
+                    <a:blip r:embed="rId12">
                       <a:extLst>
                         <a:ext uri="{28A0092B-C50C-407E-A947-70E740481C1C}">
                           <a14:useLocalDpi xmlns:a14="http://schemas.microsoft.com/office/drawing/2010/main" val="0"/>
@@ -3001,7 +3131,7 @@
                     <pic:cNvPicPr/>
                   </pic:nvPicPr>
                   <pic:blipFill>
-                    <a:blip r:embed="rId12">
+                    <a:blip r:embed="rId13">
                       <a:extLst>
                         <a:ext uri="{28A0092B-C50C-407E-A947-70E740481C1C}">
                           <a14:useLocalDpi xmlns:a14="http://schemas.microsoft.com/office/drawing/2010/main" val="0"/>
@@ -3058,7 +3188,7 @@
                     </pic:cNvPicPr>
                   </pic:nvPicPr>
                   <pic:blipFill>
-                    <a:blip r:embed="rId13">
+                    <a:blip r:embed="rId14">
                       <a:extLst>
                         <a:ext uri="{28A0092B-C50C-407E-A947-70E740481C1C}">
                           <a14:useLocalDpi xmlns:a14="http://schemas.microsoft.com/office/drawing/2010/main" val="0"/>
@@ -3119,53 +3249,6 @@
                     <pic:cNvPicPr/>
                   </pic:nvPicPr>
                   <pic:blipFill>
-                    <a:blip r:embed="rId14">
-                      <a:extLst>
-                        <a:ext uri="{28A0092B-C50C-407E-A947-70E740481C1C}">
-                          <a14:useLocalDpi xmlns:a14="http://schemas.microsoft.com/office/drawing/2010/main" val="0"/>
-                        </a:ext>
-                      </a:extLst>
-                    </a:blip>
-                    <a:stretch>
-                      <a:fillRect/>
-                    </a:stretch>
-                  </pic:blipFill>
-                  <pic:spPr>
-                    <a:xfrm>
-                      <a:off x="0" y="0"/>
-                      <a:ext cx="5274310" cy="3956050"/>
-                    </a:xfrm>
-                    <a:prstGeom prst="rect">
-                      <a:avLst/>
-                    </a:prstGeom>
-                  </pic:spPr>
-                </pic:pic>
-              </a:graphicData>
-            </a:graphic>
-          </wp:inline>
-        </w:drawing>
-      </w:r>
-      <w:r>
-        <w:rPr>
-          <w:rFonts w:hint="eastAsia"/>
-          <w:noProof/>
-        </w:rPr>
-        <w:drawing>
-          <wp:inline distT="0" distB="0" distL="0" distR="0" wp14:anchorId="3DAE4BC3" wp14:editId="5EADBDEA">
-            <wp:extent cx="5274310" cy="3956050"/>
-            <wp:effectExtent l="0" t="0" r="2540" b="6350"/>
-            <wp:docPr id="1063445201" name="图片 6"/>
-            <wp:cNvGraphicFramePr>
-              <a:graphicFrameLocks xmlns:a="http://schemas.openxmlformats.org/drawingml/2006/main" noChangeAspect="1"/>
-            </wp:cNvGraphicFramePr>
-            <a:graphic xmlns:a="http://schemas.openxmlformats.org/drawingml/2006/main">
-              <a:graphicData uri="http://schemas.openxmlformats.org/drawingml/2006/picture">
-                <pic:pic xmlns:pic="http://schemas.openxmlformats.org/drawingml/2006/picture">
-                  <pic:nvPicPr>
-                    <pic:cNvPr id="1063445201" name="图片 1063445201"/>
-                    <pic:cNvPicPr/>
-                  </pic:nvPicPr>
-                  <pic:blipFill>
                     <a:blip r:embed="rId15">
                       <a:extLst>
                         <a:ext uri="{28A0092B-C50C-407E-A947-70E740481C1C}">
@@ -3197,6 +3280,53 @@
           <w:rFonts w:hint="eastAsia"/>
           <w:noProof/>
         </w:rPr>
+        <w:drawing>
+          <wp:inline distT="0" distB="0" distL="0" distR="0" wp14:anchorId="3DAE4BC3" wp14:editId="5EADBDEA">
+            <wp:extent cx="5274310" cy="3956050"/>
+            <wp:effectExtent l="0" t="0" r="2540" b="6350"/>
+            <wp:docPr id="1063445201" name="图片 6"/>
+            <wp:cNvGraphicFramePr>
+              <a:graphicFrameLocks xmlns:a="http://schemas.openxmlformats.org/drawingml/2006/main" noChangeAspect="1"/>
+            </wp:cNvGraphicFramePr>
+            <a:graphic xmlns:a="http://schemas.openxmlformats.org/drawingml/2006/main">
+              <a:graphicData uri="http://schemas.openxmlformats.org/drawingml/2006/picture">
+                <pic:pic xmlns:pic="http://schemas.openxmlformats.org/drawingml/2006/picture">
+                  <pic:nvPicPr>
+                    <pic:cNvPr id="1063445201" name="图片 1063445201"/>
+                    <pic:cNvPicPr/>
+                  </pic:nvPicPr>
+                  <pic:blipFill>
+                    <a:blip r:embed="rId16">
+                      <a:extLst>
+                        <a:ext uri="{28A0092B-C50C-407E-A947-70E740481C1C}">
+                          <a14:useLocalDpi xmlns:a14="http://schemas.microsoft.com/office/drawing/2010/main" val="0"/>
+                        </a:ext>
+                      </a:extLst>
+                    </a:blip>
+                    <a:stretch>
+                      <a:fillRect/>
+                    </a:stretch>
+                  </pic:blipFill>
+                  <pic:spPr>
+                    <a:xfrm>
+                      <a:off x="0" y="0"/>
+                      <a:ext cx="5274310" cy="3956050"/>
+                    </a:xfrm>
+                    <a:prstGeom prst="rect">
+                      <a:avLst/>
+                    </a:prstGeom>
+                  </pic:spPr>
+                </pic:pic>
+              </a:graphicData>
+            </a:graphic>
+          </wp:inline>
+        </w:drawing>
+      </w:r>
+      <w:r>
+        <w:rPr>
+          <w:rFonts w:hint="eastAsia"/>
+          <w:noProof/>
+        </w:rPr>
         <w:lastRenderedPageBreak/>
         <w:drawing>
           <wp:inline distT="0" distB="0" distL="0" distR="0" wp14:anchorId="58CE4ADB" wp14:editId="4A5BA561">
@@ -3214,7 +3344,7 @@
                     <pic:cNvPicPr/>
                   </pic:nvPicPr>
                   <pic:blipFill>
-                    <a:blip r:embed="rId16">
+                    <a:blip r:embed="rId17">
                       <a:extLst>
                         <a:ext uri="{28A0092B-C50C-407E-A947-70E740481C1C}">
                           <a14:useLocalDpi xmlns:a14="http://schemas.microsoft.com/office/drawing/2010/main" val="0"/>
@@ -3280,53 +3410,6 @@
                 <pic:pic xmlns:pic="http://schemas.openxmlformats.org/drawingml/2006/picture">
                   <pic:nvPicPr>
                     <pic:cNvPr id="204373797" name="图片 204373797"/>
-                    <pic:cNvPicPr/>
-                  </pic:nvPicPr>
-                  <pic:blipFill>
-                    <a:blip r:embed="rId17">
-                      <a:extLst>
-                        <a:ext uri="{28A0092B-C50C-407E-A947-70E740481C1C}">
-                          <a14:useLocalDpi xmlns:a14="http://schemas.microsoft.com/office/drawing/2010/main" val="0"/>
-                        </a:ext>
-                      </a:extLst>
-                    </a:blip>
-                    <a:stretch>
-                      <a:fillRect/>
-                    </a:stretch>
-                  </pic:blipFill>
-                  <pic:spPr>
-                    <a:xfrm>
-                      <a:off x="0" y="0"/>
-                      <a:ext cx="5274310" cy="3956050"/>
-                    </a:xfrm>
-                    <a:prstGeom prst="rect">
-                      <a:avLst/>
-                    </a:prstGeom>
-                  </pic:spPr>
-                </pic:pic>
-              </a:graphicData>
-            </a:graphic>
-          </wp:inline>
-        </w:drawing>
-      </w:r>
-      <w:r>
-        <w:rPr>
-          <w:rFonts w:hint="eastAsia"/>
-          <w:noProof/>
-        </w:rPr>
-        <w:drawing>
-          <wp:inline distT="0" distB="0" distL="0" distR="0" wp14:anchorId="2449AC97" wp14:editId="3EB2682E">
-            <wp:extent cx="5274310" cy="3956050"/>
-            <wp:effectExtent l="0" t="0" r="2540" b="6350"/>
-            <wp:docPr id="1754031166" name="图片 9"/>
-            <wp:cNvGraphicFramePr>
-              <a:graphicFrameLocks xmlns:a="http://schemas.openxmlformats.org/drawingml/2006/main" noChangeAspect="1"/>
-            </wp:cNvGraphicFramePr>
-            <a:graphic xmlns:a="http://schemas.openxmlformats.org/drawingml/2006/main">
-              <a:graphicData uri="http://schemas.openxmlformats.org/drawingml/2006/picture">
-                <pic:pic xmlns:pic="http://schemas.openxmlformats.org/drawingml/2006/picture">
-                  <pic:nvPicPr>
-                    <pic:cNvPr id="1754031166" name="图片 1754031166"/>
                     <pic:cNvPicPr/>
                   </pic:nvPicPr>
                   <pic:blipFill>
@@ -3361,6 +3444,53 @@
           <w:rFonts w:hint="eastAsia"/>
           <w:noProof/>
         </w:rPr>
+        <w:drawing>
+          <wp:inline distT="0" distB="0" distL="0" distR="0" wp14:anchorId="2449AC97" wp14:editId="3EB2682E">
+            <wp:extent cx="5274310" cy="3956050"/>
+            <wp:effectExtent l="0" t="0" r="2540" b="6350"/>
+            <wp:docPr id="1754031166" name="图片 9"/>
+            <wp:cNvGraphicFramePr>
+              <a:graphicFrameLocks xmlns:a="http://schemas.openxmlformats.org/drawingml/2006/main" noChangeAspect="1"/>
+            </wp:cNvGraphicFramePr>
+            <a:graphic xmlns:a="http://schemas.openxmlformats.org/drawingml/2006/main">
+              <a:graphicData uri="http://schemas.openxmlformats.org/drawingml/2006/picture">
+                <pic:pic xmlns:pic="http://schemas.openxmlformats.org/drawingml/2006/picture">
+                  <pic:nvPicPr>
+                    <pic:cNvPr id="1754031166" name="图片 1754031166"/>
+                    <pic:cNvPicPr/>
+                  </pic:nvPicPr>
+                  <pic:blipFill>
+                    <a:blip r:embed="rId19">
+                      <a:extLst>
+                        <a:ext uri="{28A0092B-C50C-407E-A947-70E740481C1C}">
+                          <a14:useLocalDpi xmlns:a14="http://schemas.microsoft.com/office/drawing/2010/main" val="0"/>
+                        </a:ext>
+                      </a:extLst>
+                    </a:blip>
+                    <a:stretch>
+                      <a:fillRect/>
+                    </a:stretch>
+                  </pic:blipFill>
+                  <pic:spPr>
+                    <a:xfrm>
+                      <a:off x="0" y="0"/>
+                      <a:ext cx="5274310" cy="3956050"/>
+                    </a:xfrm>
+                    <a:prstGeom prst="rect">
+                      <a:avLst/>
+                    </a:prstGeom>
+                  </pic:spPr>
+                </pic:pic>
+              </a:graphicData>
+            </a:graphic>
+          </wp:inline>
+        </w:drawing>
+      </w:r>
+      <w:r>
+        <w:rPr>
+          <w:rFonts w:hint="eastAsia"/>
+          <w:noProof/>
+        </w:rPr>
         <w:lastRenderedPageBreak/>
         <w:drawing>
           <wp:inline distT="0" distB="0" distL="0" distR="0" wp14:anchorId="496F6529" wp14:editId="5D538068">
@@ -3378,7 +3508,7 @@
                     <pic:cNvPicPr/>
                   </pic:nvPicPr>
                   <pic:blipFill>
-                    <a:blip r:embed="rId19">
+                    <a:blip r:embed="rId20">
                       <a:extLst>
                         <a:ext uri="{28A0092B-C50C-407E-A947-70E740481C1C}">
                           <a14:useLocalDpi xmlns:a14="http://schemas.microsoft.com/office/drawing/2010/main" val="0"/>
@@ -3446,7 +3576,7 @@
                     </pic:cNvPicPr>
                   </pic:nvPicPr>
                   <pic:blipFill>
-                    <a:blip r:embed="rId20">
+                    <a:blip r:embed="rId21">
                       <a:extLst>
                         <a:ext uri="{28A0092B-C50C-407E-A947-70E740481C1C}">
                           <a14:useLocalDpi xmlns:a14="http://schemas.microsoft.com/office/drawing/2010/main" val="0"/>
@@ -3508,7 +3638,7 @@
                     </pic:cNvPicPr>
                   </pic:nvPicPr>
                   <pic:blipFill>
-                    <a:blip r:embed="rId21">
+                    <a:blip r:embed="rId22">
                       <a:extLst>
                         <a:ext uri="{28A0092B-C50C-407E-A947-70E740481C1C}">
                           <a14:useLocalDpi xmlns:a14="http://schemas.microsoft.com/office/drawing/2010/main" val="0"/>
@@ -3650,7 +3780,7 @@
                     </pic:cNvPicPr>
                   </pic:nvPicPr>
                   <pic:blipFill>
-                    <a:blip r:embed="rId22">
+                    <a:blip r:embed="rId23">
                       <a:extLst>
                         <a:ext uri="{28A0092B-C50C-407E-A947-70E740481C1C}">
                           <a14:useLocalDpi xmlns:a14="http://schemas.microsoft.com/office/drawing/2010/main" val="0"/>
@@ -5765,7 +5895,6 @@
   <w:style w:type="character" w:default="1" w:styleId="a0">
     <w:name w:val="Default Paragraph Font"/>
     <w:uiPriority w:val="1"/>
-    <w:semiHidden/>
     <w:unhideWhenUsed/>
   </w:style>
   <w:style w:type="table" w:default="1" w:styleId="a1">
